--- a/6. Course 5 - Put It All Together Prepare for a Cloud Security Analyst Job/Module 2 - The capstone project/1.4. Lab - Responder e se recuperar de uma violação de dados.docx
+++ b/6. Course 5 - Put It All Together Prepare for a Cloud Security Analyst Job/Module 2 - The capstone project/1.4. Lab - Responder e se recuperar de uma violação de dados.docx
@@ -61,6 +61,9 @@
     </w:p>
     <w:p>
       <w:r>
+        <w:rPr>
+          <w:noProof/>
+        </w:rPr>
         <w:drawing>
           <wp:inline distT="0" distB="0" distL="0" distR="0" wp14:anchorId="4698C7F6" wp14:editId="79DC747E">
             <wp:extent cx="228600" cy="228600"/>
@@ -130,6 +133,9 @@
         <w:br/>
       </w:r>
       <w:r>
+        <w:rPr>
+          <w:noProof/>
+        </w:rPr>
         <w:drawing>
           <wp:inline distT="0" distB="0" distL="0" distR="0" wp14:anchorId="6E3C0700" wp14:editId="7C574FFC">
             <wp:extent cx="228600" cy="228600"/>
@@ -189,6 +195,9 @@
         <w:br/>
       </w:r>
       <w:r>
+        <w:rPr>
+          <w:noProof/>
+        </w:rPr>
         <w:drawing>
           <wp:inline distT="0" distB="0" distL="0" distR="0" wp14:anchorId="0FE574A7" wp14:editId="5026DAF4">
             <wp:extent cx="228600" cy="228600"/>
@@ -248,6 +257,9 @@
         <w:br/>
       </w:r>
       <w:r>
+        <w:rPr>
+          <w:noProof/>
+        </w:rPr>
         <w:drawing>
           <wp:inline distT="0" distB="0" distL="0" distR="0" wp14:anchorId="70B8E2A3" wp14:editId="0033BB4B">
             <wp:extent cx="228600" cy="228600"/>
@@ -307,6 +319,9 @@
         <w:br/>
       </w:r>
       <w:r>
+        <w:rPr>
+          <w:noProof/>
+        </w:rPr>
         <w:drawing>
           <wp:inline distT="0" distB="0" distL="0" distR="0" wp14:anchorId="7FDB7B5A" wp14:editId="2D3898A5">
             <wp:extent cx="228600" cy="228600"/>
@@ -366,6 +381,9 @@
         <w:br/>
       </w:r>
       <w:r>
+        <w:rPr>
+          <w:noProof/>
+        </w:rPr>
         <w:drawing>
           <wp:inline distT="0" distB="0" distL="0" distR="0" wp14:anchorId="22181A84" wp14:editId="1DB11D86">
             <wp:extent cx="228600" cy="228600"/>
@@ -425,6 +443,9 @@
         <w:br/>
       </w:r>
       <w:r>
+        <w:rPr>
+          <w:noProof/>
+        </w:rPr>
         <w:drawing>
           <wp:inline distT="0" distB="0" distL="0" distR="0" wp14:anchorId="11BE064F" wp14:editId="3299BE9F">
             <wp:extent cx="228600" cy="228600"/>
@@ -1284,8 +1305,11 @@
         <w:t>. </w:t>
       </w:r>
       <w:r>
+        <w:rPr>
+          <w:noProof/>
+        </w:rPr>
         <w:drawing>
-          <wp:inline distT="0" distB="0" distL="0" distR="0" wp14:anchorId="4204BBB2" wp14:editId="369BCF70">
+          <wp:inline distT="0" distB="0" distL="0" distR="0" wp14:anchorId="4204BBB2" wp14:editId="4C739B09">
             <wp:extent cx="5400040" cy="741680"/>
             <wp:effectExtent l="0" t="0" r="0" b="1270"/>
             <wp:docPr id="735887886" name="Imagem 19" descr="Menu do console do Google Cloud com o ícone do menu de navegação em destaque"/>
@@ -1418,6 +1442,9 @@
         <w:t> (</w:t>
       </w:r>
       <w:r>
+        <w:rPr>
+          <w:noProof/>
+        </w:rPr>
         <w:drawing>
           <wp:inline distT="0" distB="0" distL="0" distR="0" wp14:anchorId="4AA181F1" wp14:editId="233A6817">
             <wp:extent cx="142875" cy="123825"/>
@@ -1534,6 +1561,9 @@
     </w:p>
     <w:p>
       <w:r>
+        <w:rPr>
+          <w:noProof/>
+        </w:rPr>
         <w:lastRenderedPageBreak/>
         <w:drawing>
           <wp:inline distT="0" distB="0" distL="0" distR="0" wp14:anchorId="3102D211" wp14:editId="2626019E">
@@ -2897,6 +2927,9 @@
         <w:t> (</w:t>
       </w:r>
       <w:r>
+        <w:rPr>
+          <w:noProof/>
+        </w:rPr>
         <w:drawing>
           <wp:inline distT="0" distB="0" distL="0" distR="0" wp14:anchorId="5441B602" wp14:editId="2C93E4A5">
             <wp:extent cx="142875" cy="123825"/>
@@ -4126,6 +4159,9 @@
         <w:t> (</w:t>
       </w:r>
       <w:r>
+        <w:rPr>
+          <w:noProof/>
+        </w:rPr>
         <w:drawing>
           <wp:inline distT="0" distB="0" distL="0" distR="0" wp14:anchorId="77F050C7" wp14:editId="1B9EA7EB">
             <wp:extent cx="142875" cy="123825"/>
@@ -5340,6 +5376,9 @@
         <w:t> (</w:t>
       </w:r>
       <w:r>
+        <w:rPr>
+          <w:noProof/>
+        </w:rPr>
         <w:drawing>
           <wp:inline distT="0" distB="0" distL="0" distR="0" wp14:anchorId="5957CB44" wp14:editId="31516E3A">
             <wp:extent cx="142875" cy="123825"/>
@@ -6471,6 +6510,916 @@
       </w:r>
     </w:p>
     <w:p/>
+    <w:p/>
+    <w:p>
+      <w:r>
+        <w:rPr>
+          <w:noProof/>
+        </w:rPr>
+        <w:drawing>
+          <wp:inline distT="0" distB="0" distL="0" distR="0" wp14:anchorId="1FC8DCBA" wp14:editId="29480EFC">
+            <wp:extent cx="5400040" cy="2209800"/>
+            <wp:effectExtent l="0" t="0" r="0" b="0"/>
+            <wp:docPr id="1862529581" name="Imagem 1" descr="Tela de computador com texto preto sobre fundo branco&#10;&#10;O conteúdo gerado por IA pode estar incorreto."/>
+            <wp:cNvGraphicFramePr>
+              <a:graphicFrameLocks xmlns:a="http://schemas.openxmlformats.org/drawingml/2006/main" noChangeAspect="1"/>
+            </wp:cNvGraphicFramePr>
+            <a:graphic xmlns:a="http://schemas.openxmlformats.org/drawingml/2006/main">
+              <a:graphicData uri="http://schemas.openxmlformats.org/drawingml/2006/picture">
+                <pic:pic xmlns:pic="http://schemas.openxmlformats.org/drawingml/2006/picture">
+                  <pic:nvPicPr>
+                    <pic:cNvPr id="1862529581" name="Imagem 1" descr="Tela de computador com texto preto sobre fundo branco&#10;&#10;O conteúdo gerado por IA pode estar incorreto."/>
+                    <pic:cNvPicPr/>
+                  </pic:nvPicPr>
+                  <pic:blipFill>
+                    <a:blip r:embed="rId15"/>
+                    <a:stretch>
+                      <a:fillRect/>
+                    </a:stretch>
+                  </pic:blipFill>
+                  <pic:spPr>
+                    <a:xfrm>
+                      <a:off x="0" y="0"/>
+                      <a:ext cx="5400040" cy="2209800"/>
+                    </a:xfrm>
+                    <a:prstGeom prst="rect">
+                      <a:avLst/>
+                    </a:prstGeom>
+                  </pic:spPr>
+                </pic:pic>
+              </a:graphicData>
+            </a:graphic>
+          </wp:inline>
+        </w:drawing>
+      </w:r>
+    </w:p>
+    <w:p/>
+    <w:p/>
+    <w:p/>
+    <w:p>
+      <w:r>
+        <w:rPr>
+          <w:noProof/>
+        </w:rPr>
+        <w:lastRenderedPageBreak/>
+        <w:drawing>
+          <wp:inline distT="0" distB="0" distL="0" distR="0" wp14:anchorId="1DCFA43B" wp14:editId="1DDA0D89">
+            <wp:extent cx="5400040" cy="2218055"/>
+            <wp:effectExtent l="0" t="0" r="0" b="0"/>
+            <wp:docPr id="1587752634" name="Imagem 1" descr="Tela de computador com texto preto sobre fundo branco&#10;&#10;O conteúdo gerado por IA pode estar incorreto."/>
+            <wp:cNvGraphicFramePr>
+              <a:graphicFrameLocks xmlns:a="http://schemas.openxmlformats.org/drawingml/2006/main" noChangeAspect="1"/>
+            </wp:cNvGraphicFramePr>
+            <a:graphic xmlns:a="http://schemas.openxmlformats.org/drawingml/2006/main">
+              <a:graphicData uri="http://schemas.openxmlformats.org/drawingml/2006/picture">
+                <pic:pic xmlns:pic="http://schemas.openxmlformats.org/drawingml/2006/picture">
+                  <pic:nvPicPr>
+                    <pic:cNvPr id="1587752634" name="Imagem 1" descr="Tela de computador com texto preto sobre fundo branco&#10;&#10;O conteúdo gerado por IA pode estar incorreto."/>
+                    <pic:cNvPicPr/>
+                  </pic:nvPicPr>
+                  <pic:blipFill>
+                    <a:blip r:embed="rId16"/>
+                    <a:stretch>
+                      <a:fillRect/>
+                    </a:stretch>
+                  </pic:blipFill>
+                  <pic:spPr>
+                    <a:xfrm>
+                      <a:off x="0" y="0"/>
+                      <a:ext cx="5400040" cy="2218055"/>
+                    </a:xfrm>
+                    <a:prstGeom prst="rect">
+                      <a:avLst/>
+                    </a:prstGeom>
+                  </pic:spPr>
+                </pic:pic>
+              </a:graphicData>
+            </a:graphic>
+          </wp:inline>
+        </w:drawing>
+      </w:r>
+      <w:r>
+        <w:rPr>
+          <w:noProof/>
+        </w:rPr>
+        <w:drawing>
+          <wp:inline distT="0" distB="0" distL="0" distR="0" wp14:anchorId="5BAD70E6" wp14:editId="467D6DDE">
+            <wp:extent cx="5400040" cy="2212340"/>
+            <wp:effectExtent l="0" t="0" r="0" b="0"/>
+            <wp:docPr id="1728354051" name="Imagem 1" descr="Tela de computador com texto preto sobre fundo branco&#10;&#10;O conteúdo gerado por IA pode estar incorreto."/>
+            <wp:cNvGraphicFramePr>
+              <a:graphicFrameLocks xmlns:a="http://schemas.openxmlformats.org/drawingml/2006/main" noChangeAspect="1"/>
+            </wp:cNvGraphicFramePr>
+            <a:graphic xmlns:a="http://schemas.openxmlformats.org/drawingml/2006/main">
+              <a:graphicData uri="http://schemas.openxmlformats.org/drawingml/2006/picture">
+                <pic:pic xmlns:pic="http://schemas.openxmlformats.org/drawingml/2006/picture">
+                  <pic:nvPicPr>
+                    <pic:cNvPr id="1728354051" name="Imagem 1" descr="Tela de computador com texto preto sobre fundo branco&#10;&#10;O conteúdo gerado por IA pode estar incorreto."/>
+                    <pic:cNvPicPr/>
+                  </pic:nvPicPr>
+                  <pic:blipFill>
+                    <a:blip r:embed="rId17"/>
+                    <a:stretch>
+                      <a:fillRect/>
+                    </a:stretch>
+                  </pic:blipFill>
+                  <pic:spPr>
+                    <a:xfrm>
+                      <a:off x="0" y="0"/>
+                      <a:ext cx="5400040" cy="2212340"/>
+                    </a:xfrm>
+                    <a:prstGeom prst="rect">
+                      <a:avLst/>
+                    </a:prstGeom>
+                  </pic:spPr>
+                </pic:pic>
+              </a:graphicData>
+            </a:graphic>
+          </wp:inline>
+        </w:drawing>
+      </w:r>
+    </w:p>
+    <w:p/>
+    <w:p>
+      <w:r>
+        <w:rPr>
+          <w:noProof/>
+        </w:rPr>
+        <w:drawing>
+          <wp:inline distT="0" distB="0" distL="0" distR="0" wp14:anchorId="6046EB4E" wp14:editId="12E68FF4">
+            <wp:extent cx="5400040" cy="2025015"/>
+            <wp:effectExtent l="0" t="0" r="0" b="0"/>
+            <wp:docPr id="441325438" name="Imagem 1" descr="Tela de computador com fundo preto&#10;&#10;O conteúdo gerado por IA pode estar incorreto."/>
+            <wp:cNvGraphicFramePr>
+              <a:graphicFrameLocks xmlns:a="http://schemas.openxmlformats.org/drawingml/2006/main" noChangeAspect="1"/>
+            </wp:cNvGraphicFramePr>
+            <a:graphic xmlns:a="http://schemas.openxmlformats.org/drawingml/2006/main">
+              <a:graphicData uri="http://schemas.openxmlformats.org/drawingml/2006/picture">
+                <pic:pic xmlns:pic="http://schemas.openxmlformats.org/drawingml/2006/picture">
+                  <pic:nvPicPr>
+                    <pic:cNvPr id="441325438" name="Imagem 1" descr="Tela de computador com fundo preto&#10;&#10;O conteúdo gerado por IA pode estar incorreto."/>
+                    <pic:cNvPicPr/>
+                  </pic:nvPicPr>
+                  <pic:blipFill>
+                    <a:blip r:embed="rId18"/>
+                    <a:stretch>
+                      <a:fillRect/>
+                    </a:stretch>
+                  </pic:blipFill>
+                  <pic:spPr>
+                    <a:xfrm>
+                      <a:off x="0" y="0"/>
+                      <a:ext cx="5400040" cy="2025015"/>
+                    </a:xfrm>
+                    <a:prstGeom prst="rect">
+                      <a:avLst/>
+                    </a:prstGeom>
+                  </pic:spPr>
+                </pic:pic>
+              </a:graphicData>
+            </a:graphic>
+          </wp:inline>
+        </w:drawing>
+      </w:r>
+    </w:p>
+    <w:p/>
+    <w:p>
+      <w:r>
+        <w:rPr>
+          <w:noProof/>
+        </w:rPr>
+        <w:lastRenderedPageBreak/>
+        <w:drawing>
+          <wp:inline distT="0" distB="0" distL="0" distR="0" wp14:anchorId="63F2C782" wp14:editId="096D1A64">
+            <wp:extent cx="5400040" cy="2164080"/>
+            <wp:effectExtent l="0" t="0" r="0" b="7620"/>
+            <wp:docPr id="966207355" name="Imagem 1" descr="Tela de computador com texto preto sobre fundo branco&#10;&#10;O conteúdo gerado por IA pode estar incorreto."/>
+            <wp:cNvGraphicFramePr>
+              <a:graphicFrameLocks xmlns:a="http://schemas.openxmlformats.org/drawingml/2006/main" noChangeAspect="1"/>
+            </wp:cNvGraphicFramePr>
+            <a:graphic xmlns:a="http://schemas.openxmlformats.org/drawingml/2006/main">
+              <a:graphicData uri="http://schemas.openxmlformats.org/drawingml/2006/picture">
+                <pic:pic xmlns:pic="http://schemas.openxmlformats.org/drawingml/2006/picture">
+                  <pic:nvPicPr>
+                    <pic:cNvPr id="966207355" name="Imagem 1" descr="Tela de computador com texto preto sobre fundo branco&#10;&#10;O conteúdo gerado por IA pode estar incorreto."/>
+                    <pic:cNvPicPr/>
+                  </pic:nvPicPr>
+                  <pic:blipFill>
+                    <a:blip r:embed="rId19"/>
+                    <a:stretch>
+                      <a:fillRect/>
+                    </a:stretch>
+                  </pic:blipFill>
+                  <pic:spPr>
+                    <a:xfrm>
+                      <a:off x="0" y="0"/>
+                      <a:ext cx="5400040" cy="2164080"/>
+                    </a:xfrm>
+                    <a:prstGeom prst="rect">
+                      <a:avLst/>
+                    </a:prstGeom>
+                  </pic:spPr>
+                </pic:pic>
+              </a:graphicData>
+            </a:graphic>
+          </wp:inline>
+        </w:drawing>
+      </w:r>
+    </w:p>
+    <w:p>
+      <w:r>
+        <w:rPr>
+          <w:noProof/>
+        </w:rPr>
+        <w:drawing>
+          <wp:inline distT="0" distB="0" distL="0" distR="0" wp14:anchorId="4A15B1DB" wp14:editId="63ABF0F2">
+            <wp:extent cx="5400040" cy="1867535"/>
+            <wp:effectExtent l="0" t="0" r="0" b="0"/>
+            <wp:docPr id="1919352615" name="Imagem 1" descr="Tela de computador com fundo preto&#10;&#10;O conteúdo gerado por IA pode estar incorreto."/>
+            <wp:cNvGraphicFramePr>
+              <a:graphicFrameLocks xmlns:a="http://schemas.openxmlformats.org/drawingml/2006/main" noChangeAspect="1"/>
+            </wp:cNvGraphicFramePr>
+            <a:graphic xmlns:a="http://schemas.openxmlformats.org/drawingml/2006/main">
+              <a:graphicData uri="http://schemas.openxmlformats.org/drawingml/2006/picture">
+                <pic:pic xmlns:pic="http://schemas.openxmlformats.org/drawingml/2006/picture">
+                  <pic:nvPicPr>
+                    <pic:cNvPr id="1919352615" name="Imagem 1" descr="Tela de computador com fundo preto&#10;&#10;O conteúdo gerado por IA pode estar incorreto."/>
+                    <pic:cNvPicPr/>
+                  </pic:nvPicPr>
+                  <pic:blipFill>
+                    <a:blip r:embed="rId20"/>
+                    <a:stretch>
+                      <a:fillRect/>
+                    </a:stretch>
+                  </pic:blipFill>
+                  <pic:spPr>
+                    <a:xfrm>
+                      <a:off x="0" y="0"/>
+                      <a:ext cx="5400040" cy="1867535"/>
+                    </a:xfrm>
+                    <a:prstGeom prst="rect">
+                      <a:avLst/>
+                    </a:prstGeom>
+                  </pic:spPr>
+                </pic:pic>
+              </a:graphicData>
+            </a:graphic>
+          </wp:inline>
+        </w:drawing>
+      </w:r>
+    </w:p>
+    <w:p/>
+    <w:p>
+      <w:r>
+        <w:rPr>
+          <w:noProof/>
+        </w:rPr>
+        <w:drawing>
+          <wp:inline distT="0" distB="0" distL="0" distR="0" wp14:anchorId="786D147C" wp14:editId="6E422800">
+            <wp:extent cx="5400040" cy="2469515"/>
+            <wp:effectExtent l="0" t="0" r="0" b="6985"/>
+            <wp:docPr id="1510361115" name="Imagem 1" descr="Tela de computador com texto preto sobre fundo branco&#10;&#10;O conteúdo gerado por IA pode estar incorreto."/>
+            <wp:cNvGraphicFramePr>
+              <a:graphicFrameLocks xmlns:a="http://schemas.openxmlformats.org/drawingml/2006/main" noChangeAspect="1"/>
+            </wp:cNvGraphicFramePr>
+            <a:graphic xmlns:a="http://schemas.openxmlformats.org/drawingml/2006/main">
+              <a:graphicData uri="http://schemas.openxmlformats.org/drawingml/2006/picture">
+                <pic:pic xmlns:pic="http://schemas.openxmlformats.org/drawingml/2006/picture">
+                  <pic:nvPicPr>
+                    <pic:cNvPr id="1510361115" name="Imagem 1" descr="Tela de computador com texto preto sobre fundo branco&#10;&#10;O conteúdo gerado por IA pode estar incorreto."/>
+                    <pic:cNvPicPr/>
+                  </pic:nvPicPr>
+                  <pic:blipFill>
+                    <a:blip r:embed="rId21"/>
+                    <a:stretch>
+                      <a:fillRect/>
+                    </a:stretch>
+                  </pic:blipFill>
+                  <pic:spPr>
+                    <a:xfrm>
+                      <a:off x="0" y="0"/>
+                      <a:ext cx="5400040" cy="2469515"/>
+                    </a:xfrm>
+                    <a:prstGeom prst="rect">
+                      <a:avLst/>
+                    </a:prstGeom>
+                  </pic:spPr>
+                </pic:pic>
+              </a:graphicData>
+            </a:graphic>
+          </wp:inline>
+        </w:drawing>
+      </w:r>
+    </w:p>
+    <w:p/>
+    <w:p>
+      <w:r>
+        <w:rPr>
+          <w:noProof/>
+        </w:rPr>
+        <w:lastRenderedPageBreak/>
+        <w:drawing>
+          <wp:inline distT="0" distB="0" distL="0" distR="0" wp14:anchorId="069C90DA" wp14:editId="342366A5">
+            <wp:extent cx="5400040" cy="4185920"/>
+            <wp:effectExtent l="0" t="0" r="0" b="5080"/>
+            <wp:docPr id="40756364" name="Imagem 1" descr="Interface gráfica do usuário, Site&#10;&#10;O conteúdo gerado por IA pode estar incorreto."/>
+            <wp:cNvGraphicFramePr>
+              <a:graphicFrameLocks xmlns:a="http://schemas.openxmlformats.org/drawingml/2006/main" noChangeAspect="1"/>
+            </wp:cNvGraphicFramePr>
+            <a:graphic xmlns:a="http://schemas.openxmlformats.org/drawingml/2006/main">
+              <a:graphicData uri="http://schemas.openxmlformats.org/drawingml/2006/picture">
+                <pic:pic xmlns:pic="http://schemas.openxmlformats.org/drawingml/2006/picture">
+                  <pic:nvPicPr>
+                    <pic:cNvPr id="40756364" name="Imagem 1" descr="Interface gráfica do usuário, Site&#10;&#10;O conteúdo gerado por IA pode estar incorreto."/>
+                    <pic:cNvPicPr/>
+                  </pic:nvPicPr>
+                  <pic:blipFill>
+                    <a:blip r:embed="rId22"/>
+                    <a:stretch>
+                      <a:fillRect/>
+                    </a:stretch>
+                  </pic:blipFill>
+                  <pic:spPr>
+                    <a:xfrm>
+                      <a:off x="0" y="0"/>
+                      <a:ext cx="5400040" cy="4185920"/>
+                    </a:xfrm>
+                    <a:prstGeom prst="rect">
+                      <a:avLst/>
+                    </a:prstGeom>
+                  </pic:spPr>
+                </pic:pic>
+              </a:graphicData>
+            </a:graphic>
+          </wp:inline>
+        </w:drawing>
+      </w:r>
+    </w:p>
+    <w:p/>
+    <w:p>
+      <w:r>
+        <w:rPr>
+          <w:noProof/>
+        </w:rPr>
+        <w:drawing>
+          <wp:inline distT="0" distB="0" distL="0" distR="0" wp14:anchorId="6BE84DA2" wp14:editId="07710623">
+            <wp:extent cx="5400040" cy="3077210"/>
+            <wp:effectExtent l="0" t="0" r="0" b="8890"/>
+            <wp:docPr id="53159353" name="Imagem 1" descr="Tela de celular com aplicativo aberto&#10;&#10;O conteúdo gerado por IA pode estar incorreto."/>
+            <wp:cNvGraphicFramePr>
+              <a:graphicFrameLocks xmlns:a="http://schemas.openxmlformats.org/drawingml/2006/main" noChangeAspect="1"/>
+            </wp:cNvGraphicFramePr>
+            <a:graphic xmlns:a="http://schemas.openxmlformats.org/drawingml/2006/main">
+              <a:graphicData uri="http://schemas.openxmlformats.org/drawingml/2006/picture">
+                <pic:pic xmlns:pic="http://schemas.openxmlformats.org/drawingml/2006/picture">
+                  <pic:nvPicPr>
+                    <pic:cNvPr id="53159353" name="Imagem 1" descr="Tela de celular com aplicativo aberto&#10;&#10;O conteúdo gerado por IA pode estar incorreto."/>
+                    <pic:cNvPicPr/>
+                  </pic:nvPicPr>
+                  <pic:blipFill>
+                    <a:blip r:embed="rId23"/>
+                    <a:stretch>
+                      <a:fillRect/>
+                    </a:stretch>
+                  </pic:blipFill>
+                  <pic:spPr>
+                    <a:xfrm>
+                      <a:off x="0" y="0"/>
+                      <a:ext cx="5400040" cy="3077210"/>
+                    </a:xfrm>
+                    <a:prstGeom prst="rect">
+                      <a:avLst/>
+                    </a:prstGeom>
+                  </pic:spPr>
+                </pic:pic>
+              </a:graphicData>
+            </a:graphic>
+          </wp:inline>
+        </w:drawing>
+      </w:r>
+    </w:p>
+    <w:p/>
+    <w:p>
+      <w:r>
+        <w:rPr>
+          <w:noProof/>
+        </w:rPr>
+        <w:lastRenderedPageBreak/>
+        <w:drawing>
+          <wp:inline distT="0" distB="0" distL="0" distR="0" wp14:anchorId="254FA752" wp14:editId="4FB5C11A">
+            <wp:extent cx="5400040" cy="3686810"/>
+            <wp:effectExtent l="0" t="0" r="0" b="8890"/>
+            <wp:docPr id="128704049" name="Imagem 1" descr="Tela de computador com texto preto sobre fundo branco&#10;&#10;O conteúdo gerado por IA pode estar incorreto."/>
+            <wp:cNvGraphicFramePr>
+              <a:graphicFrameLocks xmlns:a="http://schemas.openxmlformats.org/drawingml/2006/main" noChangeAspect="1"/>
+            </wp:cNvGraphicFramePr>
+            <a:graphic xmlns:a="http://schemas.openxmlformats.org/drawingml/2006/main">
+              <a:graphicData uri="http://schemas.openxmlformats.org/drawingml/2006/picture">
+                <pic:pic xmlns:pic="http://schemas.openxmlformats.org/drawingml/2006/picture">
+                  <pic:nvPicPr>
+                    <pic:cNvPr id="128704049" name="Imagem 1" descr="Tela de computador com texto preto sobre fundo branco&#10;&#10;O conteúdo gerado por IA pode estar incorreto."/>
+                    <pic:cNvPicPr/>
+                  </pic:nvPicPr>
+                  <pic:blipFill>
+                    <a:blip r:embed="rId24"/>
+                    <a:stretch>
+                      <a:fillRect/>
+                    </a:stretch>
+                  </pic:blipFill>
+                  <pic:spPr>
+                    <a:xfrm>
+                      <a:off x="0" y="0"/>
+                      <a:ext cx="5400040" cy="3686810"/>
+                    </a:xfrm>
+                    <a:prstGeom prst="rect">
+                      <a:avLst/>
+                    </a:prstGeom>
+                  </pic:spPr>
+                </pic:pic>
+              </a:graphicData>
+            </a:graphic>
+          </wp:inline>
+        </w:drawing>
+      </w:r>
+    </w:p>
+    <w:p/>
+    <w:p>
+      <w:r>
+        <w:rPr>
+          <w:noProof/>
+        </w:rPr>
+        <w:drawing>
+          <wp:inline distT="0" distB="0" distL="0" distR="0" wp14:anchorId="6B0C09D0" wp14:editId="3E92994A">
+            <wp:extent cx="5400040" cy="3304540"/>
+            <wp:effectExtent l="0" t="0" r="0" b="0"/>
+            <wp:docPr id="1035769552" name="Imagem 1" descr="Tela de computador com texto preto sobre fundo branco&#10;&#10;O conteúdo gerado por IA pode estar incorreto."/>
+            <wp:cNvGraphicFramePr>
+              <a:graphicFrameLocks xmlns:a="http://schemas.openxmlformats.org/drawingml/2006/main" noChangeAspect="1"/>
+            </wp:cNvGraphicFramePr>
+            <a:graphic xmlns:a="http://schemas.openxmlformats.org/drawingml/2006/main">
+              <a:graphicData uri="http://schemas.openxmlformats.org/drawingml/2006/picture">
+                <pic:pic xmlns:pic="http://schemas.openxmlformats.org/drawingml/2006/picture">
+                  <pic:nvPicPr>
+                    <pic:cNvPr id="1035769552" name="Imagem 1" descr="Tela de computador com texto preto sobre fundo branco&#10;&#10;O conteúdo gerado por IA pode estar incorreto."/>
+                    <pic:cNvPicPr/>
+                  </pic:nvPicPr>
+                  <pic:blipFill>
+                    <a:blip r:embed="rId25"/>
+                    <a:stretch>
+                      <a:fillRect/>
+                    </a:stretch>
+                  </pic:blipFill>
+                  <pic:spPr>
+                    <a:xfrm>
+                      <a:off x="0" y="0"/>
+                      <a:ext cx="5400040" cy="3304540"/>
+                    </a:xfrm>
+                    <a:prstGeom prst="rect">
+                      <a:avLst/>
+                    </a:prstGeom>
+                  </pic:spPr>
+                </pic:pic>
+              </a:graphicData>
+            </a:graphic>
+          </wp:inline>
+        </w:drawing>
+      </w:r>
+    </w:p>
+    <w:p/>
+    <w:p>
+      <w:r>
+        <w:rPr>
+          <w:noProof/>
+        </w:rPr>
+        <w:lastRenderedPageBreak/>
+        <w:drawing>
+          <wp:inline distT="0" distB="0" distL="0" distR="0" wp14:anchorId="352F0EFD" wp14:editId="6C7E8A29">
+            <wp:extent cx="5400040" cy="2298065"/>
+            <wp:effectExtent l="0" t="0" r="0" b="6985"/>
+            <wp:docPr id="860773433" name="Imagem 1" descr="Tela de computador com texto preto sobre fundo branco&#10;&#10;O conteúdo gerado por IA pode estar incorreto."/>
+            <wp:cNvGraphicFramePr>
+              <a:graphicFrameLocks xmlns:a="http://schemas.openxmlformats.org/drawingml/2006/main" noChangeAspect="1"/>
+            </wp:cNvGraphicFramePr>
+            <a:graphic xmlns:a="http://schemas.openxmlformats.org/drawingml/2006/main">
+              <a:graphicData uri="http://schemas.openxmlformats.org/drawingml/2006/picture">
+                <pic:pic xmlns:pic="http://schemas.openxmlformats.org/drawingml/2006/picture">
+                  <pic:nvPicPr>
+                    <pic:cNvPr id="860773433" name="Imagem 1" descr="Tela de computador com texto preto sobre fundo branco&#10;&#10;O conteúdo gerado por IA pode estar incorreto."/>
+                    <pic:cNvPicPr/>
+                  </pic:nvPicPr>
+                  <pic:blipFill>
+                    <a:blip r:embed="rId26"/>
+                    <a:stretch>
+                      <a:fillRect/>
+                    </a:stretch>
+                  </pic:blipFill>
+                  <pic:spPr>
+                    <a:xfrm>
+                      <a:off x="0" y="0"/>
+                      <a:ext cx="5400040" cy="2298065"/>
+                    </a:xfrm>
+                    <a:prstGeom prst="rect">
+                      <a:avLst/>
+                    </a:prstGeom>
+                  </pic:spPr>
+                </pic:pic>
+              </a:graphicData>
+            </a:graphic>
+          </wp:inline>
+        </w:drawing>
+      </w:r>
+    </w:p>
+    <w:p/>
+    <w:p>
+      <w:r>
+        <w:rPr>
+          <w:noProof/>
+        </w:rPr>
+        <w:drawing>
+          <wp:inline distT="0" distB="0" distL="0" distR="0" wp14:anchorId="6AE7C312" wp14:editId="59366279">
+            <wp:extent cx="5400040" cy="2604770"/>
+            <wp:effectExtent l="0" t="0" r="0" b="5080"/>
+            <wp:docPr id="841272065" name="Imagem 1" descr="Tela de celular com aplicativo aberto&#10;&#10;O conteúdo gerado por IA pode estar incorreto."/>
+            <wp:cNvGraphicFramePr>
+              <a:graphicFrameLocks xmlns:a="http://schemas.openxmlformats.org/drawingml/2006/main" noChangeAspect="1"/>
+            </wp:cNvGraphicFramePr>
+            <a:graphic xmlns:a="http://schemas.openxmlformats.org/drawingml/2006/main">
+              <a:graphicData uri="http://schemas.openxmlformats.org/drawingml/2006/picture">
+                <pic:pic xmlns:pic="http://schemas.openxmlformats.org/drawingml/2006/picture">
+                  <pic:nvPicPr>
+                    <pic:cNvPr id="841272065" name="Imagem 1" descr="Tela de celular com aplicativo aberto&#10;&#10;O conteúdo gerado por IA pode estar incorreto."/>
+                    <pic:cNvPicPr/>
+                  </pic:nvPicPr>
+                  <pic:blipFill>
+                    <a:blip r:embed="rId27"/>
+                    <a:stretch>
+                      <a:fillRect/>
+                    </a:stretch>
+                  </pic:blipFill>
+                  <pic:spPr>
+                    <a:xfrm>
+                      <a:off x="0" y="0"/>
+                      <a:ext cx="5400040" cy="2604770"/>
+                    </a:xfrm>
+                    <a:prstGeom prst="rect">
+                      <a:avLst/>
+                    </a:prstGeom>
+                  </pic:spPr>
+                </pic:pic>
+              </a:graphicData>
+            </a:graphic>
+          </wp:inline>
+        </w:drawing>
+      </w:r>
+    </w:p>
+    <w:p/>
+    <w:p>
+      <w:r>
+        <w:rPr>
+          <w:noProof/>
+        </w:rPr>
+        <w:lastRenderedPageBreak/>
+        <w:drawing>
+          <wp:inline distT="0" distB="0" distL="0" distR="0" wp14:anchorId="697EF56F" wp14:editId="38BFBD0A">
+            <wp:extent cx="5400040" cy="4693285"/>
+            <wp:effectExtent l="0" t="0" r="0" b="0"/>
+            <wp:docPr id="2133854922" name="Imagem 1" descr="Interface gráfica do usuário, Texto&#10;&#10;O conteúdo gerado por IA pode estar incorreto."/>
+            <wp:cNvGraphicFramePr>
+              <a:graphicFrameLocks xmlns:a="http://schemas.openxmlformats.org/drawingml/2006/main" noChangeAspect="1"/>
+            </wp:cNvGraphicFramePr>
+            <a:graphic xmlns:a="http://schemas.openxmlformats.org/drawingml/2006/main">
+              <a:graphicData uri="http://schemas.openxmlformats.org/drawingml/2006/picture">
+                <pic:pic xmlns:pic="http://schemas.openxmlformats.org/drawingml/2006/picture">
+                  <pic:nvPicPr>
+                    <pic:cNvPr id="2133854922" name="Imagem 1" descr="Interface gráfica do usuário, Texto&#10;&#10;O conteúdo gerado por IA pode estar incorreto."/>
+                    <pic:cNvPicPr/>
+                  </pic:nvPicPr>
+                  <pic:blipFill>
+                    <a:blip r:embed="rId28"/>
+                    <a:stretch>
+                      <a:fillRect/>
+                    </a:stretch>
+                  </pic:blipFill>
+                  <pic:spPr>
+                    <a:xfrm>
+                      <a:off x="0" y="0"/>
+                      <a:ext cx="5400040" cy="4693285"/>
+                    </a:xfrm>
+                    <a:prstGeom prst="rect">
+                      <a:avLst/>
+                    </a:prstGeom>
+                  </pic:spPr>
+                </pic:pic>
+              </a:graphicData>
+            </a:graphic>
+          </wp:inline>
+        </w:drawing>
+      </w:r>
+    </w:p>
+    <w:p/>
+    <w:p>
+      <w:r>
+        <w:rPr>
+          <w:noProof/>
+        </w:rPr>
+        <w:drawing>
+          <wp:inline distT="0" distB="0" distL="0" distR="0" wp14:anchorId="6AA923F4" wp14:editId="50F8CD45">
+            <wp:extent cx="5400040" cy="2848610"/>
+            <wp:effectExtent l="0" t="0" r="0" b="8890"/>
+            <wp:docPr id="1230308105" name="Imagem 1" descr="Tela de computador com texto preto sobre fundo branco&#10;&#10;O conteúdo gerado por IA pode estar incorreto."/>
+            <wp:cNvGraphicFramePr>
+              <a:graphicFrameLocks xmlns:a="http://schemas.openxmlformats.org/drawingml/2006/main" noChangeAspect="1"/>
+            </wp:cNvGraphicFramePr>
+            <a:graphic xmlns:a="http://schemas.openxmlformats.org/drawingml/2006/main">
+              <a:graphicData uri="http://schemas.openxmlformats.org/drawingml/2006/picture">
+                <pic:pic xmlns:pic="http://schemas.openxmlformats.org/drawingml/2006/picture">
+                  <pic:nvPicPr>
+                    <pic:cNvPr id="1230308105" name="Imagem 1" descr="Tela de computador com texto preto sobre fundo branco&#10;&#10;O conteúdo gerado por IA pode estar incorreto."/>
+                    <pic:cNvPicPr/>
+                  </pic:nvPicPr>
+                  <pic:blipFill>
+                    <a:blip r:embed="rId29"/>
+                    <a:stretch>
+                      <a:fillRect/>
+                    </a:stretch>
+                  </pic:blipFill>
+                  <pic:spPr>
+                    <a:xfrm>
+                      <a:off x="0" y="0"/>
+                      <a:ext cx="5400040" cy="2848610"/>
+                    </a:xfrm>
+                    <a:prstGeom prst="rect">
+                      <a:avLst/>
+                    </a:prstGeom>
+                  </pic:spPr>
+                </pic:pic>
+              </a:graphicData>
+            </a:graphic>
+          </wp:inline>
+        </w:drawing>
+      </w:r>
+    </w:p>
+    <w:p/>
+    <w:p>
+      <w:r>
+        <w:rPr>
+          <w:noProof/>
+        </w:rPr>
+        <w:lastRenderedPageBreak/>
+        <w:drawing>
+          <wp:inline distT="0" distB="0" distL="0" distR="0" wp14:anchorId="5B1C51AB" wp14:editId="391F5AEC">
+            <wp:extent cx="5400040" cy="3155950"/>
+            <wp:effectExtent l="0" t="0" r="0" b="6350"/>
+            <wp:docPr id="1583878769" name="Imagem 1" descr="Tela de computador com texto preto sobre fundo branco&#10;&#10;O conteúdo gerado por IA pode estar incorreto."/>
+            <wp:cNvGraphicFramePr>
+              <a:graphicFrameLocks xmlns:a="http://schemas.openxmlformats.org/drawingml/2006/main" noChangeAspect="1"/>
+            </wp:cNvGraphicFramePr>
+            <a:graphic xmlns:a="http://schemas.openxmlformats.org/drawingml/2006/main">
+              <a:graphicData uri="http://schemas.openxmlformats.org/drawingml/2006/picture">
+                <pic:pic xmlns:pic="http://schemas.openxmlformats.org/drawingml/2006/picture">
+                  <pic:nvPicPr>
+                    <pic:cNvPr id="1583878769" name="Imagem 1" descr="Tela de computador com texto preto sobre fundo branco&#10;&#10;O conteúdo gerado por IA pode estar incorreto."/>
+                    <pic:cNvPicPr/>
+                  </pic:nvPicPr>
+                  <pic:blipFill>
+                    <a:blip r:embed="rId30"/>
+                    <a:stretch>
+                      <a:fillRect/>
+                    </a:stretch>
+                  </pic:blipFill>
+                  <pic:spPr>
+                    <a:xfrm>
+                      <a:off x="0" y="0"/>
+                      <a:ext cx="5400040" cy="3155950"/>
+                    </a:xfrm>
+                    <a:prstGeom prst="rect">
+                      <a:avLst/>
+                    </a:prstGeom>
+                  </pic:spPr>
+                </pic:pic>
+              </a:graphicData>
+            </a:graphic>
+          </wp:inline>
+        </w:drawing>
+      </w:r>
+    </w:p>
+    <w:p/>
+    <w:p>
+      <w:r>
+        <w:rPr>
+          <w:noProof/>
+        </w:rPr>
+        <w:drawing>
+          <wp:inline distT="0" distB="0" distL="0" distR="0" wp14:anchorId="1AC40296" wp14:editId="79C68099">
+            <wp:extent cx="5400040" cy="3266440"/>
+            <wp:effectExtent l="0" t="0" r="0" b="0"/>
+            <wp:docPr id="1554896826" name="Imagem 1" descr="Tela de celular com aplicativo aberto&#10;&#10;O conteúdo gerado por IA pode estar incorreto."/>
+            <wp:cNvGraphicFramePr>
+              <a:graphicFrameLocks xmlns:a="http://schemas.openxmlformats.org/drawingml/2006/main" noChangeAspect="1"/>
+            </wp:cNvGraphicFramePr>
+            <a:graphic xmlns:a="http://schemas.openxmlformats.org/drawingml/2006/main">
+              <a:graphicData uri="http://schemas.openxmlformats.org/drawingml/2006/picture">
+                <pic:pic xmlns:pic="http://schemas.openxmlformats.org/drawingml/2006/picture">
+                  <pic:nvPicPr>
+                    <pic:cNvPr id="1554896826" name="Imagem 1" descr="Tela de celular com aplicativo aberto&#10;&#10;O conteúdo gerado por IA pode estar incorreto."/>
+                    <pic:cNvPicPr/>
+                  </pic:nvPicPr>
+                  <pic:blipFill>
+                    <a:blip r:embed="rId31"/>
+                    <a:stretch>
+                      <a:fillRect/>
+                    </a:stretch>
+                  </pic:blipFill>
+                  <pic:spPr>
+                    <a:xfrm>
+                      <a:off x="0" y="0"/>
+                      <a:ext cx="5400040" cy="3266440"/>
+                    </a:xfrm>
+                    <a:prstGeom prst="rect">
+                      <a:avLst/>
+                    </a:prstGeom>
+                  </pic:spPr>
+                </pic:pic>
+              </a:graphicData>
+            </a:graphic>
+          </wp:inline>
+        </w:drawing>
+      </w:r>
+    </w:p>
+    <w:p/>
+    <w:p>
+      <w:r>
+        <w:rPr>
+          <w:noProof/>
+        </w:rPr>
+        <w:lastRenderedPageBreak/>
+        <w:drawing>
+          <wp:inline distT="0" distB="0" distL="0" distR="0" wp14:anchorId="56B7343B" wp14:editId="7CB7EC86">
+            <wp:extent cx="5400040" cy="6170295"/>
+            <wp:effectExtent l="0" t="0" r="0" b="1905"/>
+            <wp:docPr id="1443795585" name="Imagem 1" descr="Interface gráfica do usuário, Texto&#10;&#10;O conteúdo gerado por IA pode estar incorreto."/>
+            <wp:cNvGraphicFramePr>
+              <a:graphicFrameLocks xmlns:a="http://schemas.openxmlformats.org/drawingml/2006/main" noChangeAspect="1"/>
+            </wp:cNvGraphicFramePr>
+            <a:graphic xmlns:a="http://schemas.openxmlformats.org/drawingml/2006/main">
+              <a:graphicData uri="http://schemas.openxmlformats.org/drawingml/2006/picture">
+                <pic:pic xmlns:pic="http://schemas.openxmlformats.org/drawingml/2006/picture">
+                  <pic:nvPicPr>
+                    <pic:cNvPr id="1443795585" name="Imagem 1" descr="Interface gráfica do usuário, Texto&#10;&#10;O conteúdo gerado por IA pode estar incorreto."/>
+                    <pic:cNvPicPr/>
+                  </pic:nvPicPr>
+                  <pic:blipFill>
+                    <a:blip r:embed="rId32"/>
+                    <a:stretch>
+                      <a:fillRect/>
+                    </a:stretch>
+                  </pic:blipFill>
+                  <pic:spPr>
+                    <a:xfrm>
+                      <a:off x="0" y="0"/>
+                      <a:ext cx="5400040" cy="6170295"/>
+                    </a:xfrm>
+                    <a:prstGeom prst="rect">
+                      <a:avLst/>
+                    </a:prstGeom>
+                  </pic:spPr>
+                </pic:pic>
+              </a:graphicData>
+            </a:graphic>
+          </wp:inline>
+        </w:drawing>
+      </w:r>
+    </w:p>
+    <w:p/>
+    <w:p>
+      <w:r>
+        <w:rPr>
+          <w:noProof/>
+        </w:rPr>
+        <w:lastRenderedPageBreak/>
+        <w:drawing>
+          <wp:inline distT="0" distB="0" distL="0" distR="0" wp14:anchorId="3FEE078D" wp14:editId="7AFC03BF">
+            <wp:extent cx="5400040" cy="4154805"/>
+            <wp:effectExtent l="0" t="0" r="0" b="0"/>
+            <wp:docPr id="818581260" name="Imagem 1" descr="Interface gráfica do usuário, Texto&#10;&#10;O conteúdo gerado por IA pode estar incorreto."/>
+            <wp:cNvGraphicFramePr>
+              <a:graphicFrameLocks xmlns:a="http://schemas.openxmlformats.org/drawingml/2006/main" noChangeAspect="1"/>
+            </wp:cNvGraphicFramePr>
+            <a:graphic xmlns:a="http://schemas.openxmlformats.org/drawingml/2006/main">
+              <a:graphicData uri="http://schemas.openxmlformats.org/drawingml/2006/picture">
+                <pic:pic xmlns:pic="http://schemas.openxmlformats.org/drawingml/2006/picture">
+                  <pic:nvPicPr>
+                    <pic:cNvPr id="818581260" name="Imagem 1" descr="Interface gráfica do usuário, Texto&#10;&#10;O conteúdo gerado por IA pode estar incorreto."/>
+                    <pic:cNvPicPr/>
+                  </pic:nvPicPr>
+                  <pic:blipFill>
+                    <a:blip r:embed="rId33"/>
+                    <a:stretch>
+                      <a:fillRect/>
+                    </a:stretch>
+                  </pic:blipFill>
+                  <pic:spPr>
+                    <a:xfrm>
+                      <a:off x="0" y="0"/>
+                      <a:ext cx="5400040" cy="4154805"/>
+                    </a:xfrm>
+                    <a:prstGeom prst="rect">
+                      <a:avLst/>
+                    </a:prstGeom>
+                  </pic:spPr>
+                </pic:pic>
+              </a:graphicData>
+            </a:graphic>
+          </wp:inline>
+        </w:drawing>
+      </w:r>
+    </w:p>
+    <w:p/>
+    <w:p>
+      <w:r>
+        <w:rPr>
+          <w:noProof/>
+        </w:rPr>
+        <w:drawing>
+          <wp:inline distT="0" distB="0" distL="0" distR="0" wp14:anchorId="46A3D628" wp14:editId="15CEA769">
+            <wp:extent cx="5400040" cy="4136390"/>
+            <wp:effectExtent l="0" t="0" r="0" b="0"/>
+            <wp:docPr id="522089805" name="Imagem 1" descr="Interface gráfica do usuário, Texto, Aplicativo&#10;&#10;O conteúdo gerado por IA pode estar incorreto."/>
+            <wp:cNvGraphicFramePr>
+              <a:graphicFrameLocks xmlns:a="http://schemas.openxmlformats.org/drawingml/2006/main" noChangeAspect="1"/>
+            </wp:cNvGraphicFramePr>
+            <a:graphic xmlns:a="http://schemas.openxmlformats.org/drawingml/2006/main">
+              <a:graphicData uri="http://schemas.openxmlformats.org/drawingml/2006/picture">
+                <pic:pic xmlns:pic="http://schemas.openxmlformats.org/drawingml/2006/picture">
+                  <pic:nvPicPr>
+                    <pic:cNvPr id="522089805" name="Imagem 1" descr="Interface gráfica do usuário, Texto, Aplicativo&#10;&#10;O conteúdo gerado por IA pode estar incorreto."/>
+                    <pic:cNvPicPr/>
+                  </pic:nvPicPr>
+                  <pic:blipFill>
+                    <a:blip r:embed="rId34"/>
+                    <a:stretch>
+                      <a:fillRect/>
+                    </a:stretch>
+                  </pic:blipFill>
+                  <pic:spPr>
+                    <a:xfrm>
+                      <a:off x="0" y="0"/>
+                      <a:ext cx="5400040" cy="4136390"/>
+                    </a:xfrm>
+                    <a:prstGeom prst="rect">
+                      <a:avLst/>
+                    </a:prstGeom>
+                  </pic:spPr>
+                </pic:pic>
+              </a:graphicData>
+            </a:graphic>
+          </wp:inline>
+        </w:drawing>
+      </w:r>
+    </w:p>
+    <w:p/>
+    <w:p>
+      <w:r>
+        <w:rPr>
+          <w:noProof/>
+        </w:rPr>
+        <w:drawing>
+          <wp:inline distT="0" distB="0" distL="0" distR="0" wp14:anchorId="0593A732" wp14:editId="5665B228">
+            <wp:extent cx="5400040" cy="3425825"/>
+            <wp:effectExtent l="0" t="0" r="0" b="3175"/>
+            <wp:docPr id="256672599" name="Imagem 1" descr="Tela de computador com texto preto sobre fundo branco&#10;&#10;O conteúdo gerado por IA pode estar incorreto."/>
+            <wp:cNvGraphicFramePr>
+              <a:graphicFrameLocks xmlns:a="http://schemas.openxmlformats.org/drawingml/2006/main" noChangeAspect="1"/>
+            </wp:cNvGraphicFramePr>
+            <a:graphic xmlns:a="http://schemas.openxmlformats.org/drawingml/2006/main">
+              <a:graphicData uri="http://schemas.openxmlformats.org/drawingml/2006/picture">
+                <pic:pic xmlns:pic="http://schemas.openxmlformats.org/drawingml/2006/picture">
+                  <pic:nvPicPr>
+                    <pic:cNvPr id="256672599" name="Imagem 1" descr="Tela de computador com texto preto sobre fundo branco&#10;&#10;O conteúdo gerado por IA pode estar incorreto."/>
+                    <pic:cNvPicPr/>
+                  </pic:nvPicPr>
+                  <pic:blipFill>
+                    <a:blip r:embed="rId35"/>
+                    <a:stretch>
+                      <a:fillRect/>
+                    </a:stretch>
+                  </pic:blipFill>
+                  <pic:spPr>
+                    <a:xfrm>
+                      <a:off x="0" y="0"/>
+                      <a:ext cx="5400040" cy="3425825"/>
+                    </a:xfrm>
+                    <a:prstGeom prst="rect">
+                      <a:avLst/>
+                    </a:prstGeom>
+                  </pic:spPr>
+                </pic:pic>
+              </a:graphicData>
+            </a:graphic>
+          </wp:inline>
+        </w:drawing>
+      </w:r>
+    </w:p>
     <w:sectPr>
       <w:pgSz w:w="11906" w:h="16838"/>
       <w:pgMar w:top="1417" w:right="1701" w:bottom="1417" w:left="1701" w:header="708" w:footer="708" w:gutter="0"/>
@@ -10461,6 +11410,7 @@
   <w:style w:type="character" w:default="1" w:styleId="Fontepargpadro">
     <w:name w:val="Default Paragraph Font"/>
     <w:uiPriority w:val="1"/>
+    <w:semiHidden/>
     <w:unhideWhenUsed/>
   </w:style>
   <w:style w:type="table" w:default="1" w:styleId="Tabelanormal">
